--- a/AntiGubrnator/01. Постановление Сената о преодолении вето.docx
+++ b/AntiGubrnator/01. Постановление Сената о преодолении вето.docx
@@ -74,7 +74,7 @@
           <w:i w:val="0"/>
           <w:sz w:val="26"/>
         </w:rPr>
-        <w:t>О преодолении отклонения (вето) Губернатора штата Сан-Андреас и принятии Закона «О внесении технического исправления в Закон "О чрезвычайном и военном положении штата Сан-Андреас"» в ранее принятой редакции</w:t>
+        <w:t>О преодолении отклонения (вето) Губернатора штата Сан-Андреас по законопроекту «О внесении изменений в Процессуальный кодекс штата Сан-Андреас» (ACT. 244)</w:t>
       </w:r>
     </w:p>
     <w:p>
@@ -124,7 +124,7 @@
           <w:i w:val="0"/>
           <w:sz w:val="24"/>
         </w:rPr>
-        <w:t>1. Сенат штата Сан-Андреас принял законопроект ACT. 244 «О внесении технического исправления в Закон "О чрезвычайном и военном положении штата Сан-Андреас"» (далее — Закон), которым в статье 2.2 Закона «О чрезвычайном и военном положении штата Сан-Андреас» устранён повтор слова «безопасности» в наименовании должности Главы Департамента Национальной Безопасности. Круг лиц, уполномоченных вводить чрезвычайное положение, не изменён.</w:t>
+        <w:t>1. Сенат штата Сан-Андреас принял законопроект «О внесении изменений в Процессуальный кодекс штата Сан-Андреас» (ACT. 244), дополняющий часть 1 статьи 18 Процессуального кодекса штата Сан-Андреас пунктом «ж.1» о сотруднике подразделения внутренних расследований (IAD) LSPD и LSCSD как субъекте задержания. Результаты голосования: «за» — 10, «против» — 3, «воздержался» — 1.</w:t>
       </w:r>
     </w:p>
     <w:p>
@@ -140,7 +140,7 @@
           <w:i w:val="0"/>
           <w:sz w:val="24"/>
         </w:rPr>
-        <w:t>2. Принятый Закон 29.10.2026 поступил Губернатору штата Сан-Андреас для подписания и обнародования в порядке ч. 3 ст. 80 Конституции штата Сан-Андреас.</w:t>
+        <w:t>2. Принятый законопроект поступил Губернатору штата Сан-Андреас для подписания и обнародования. Одобрение Федерального Суда штата Сан-Андреас, предусмотренное ч. 2 Поправки 8 к Конституции штата Сан-Андреас для поправок в Процессуальный кодекс, получено ____________ (дата, номер акта).</w:t>
       </w:r>
     </w:p>
     <w:p>
@@ -172,7 +172,7 @@
           <w:i w:val="0"/>
           <w:sz w:val="24"/>
         </w:rPr>
-        <w:t>4. Указ № 81 не содержит мотивированного обоснования, обязательного в силу ч. 1 ст. 83 Конституции штата Сан-Андреас: в нём не указано ни одного конкретного положения Закона, ни одного конкретного права, нарушаемого Законом, ни одной нормы, с которой Закон вступает в коллизию, и не раскрыто содержание правовой неопределённости или пробела. Приведённое в указе основание носит абстрактный характер и применимо к любому закону, вследствие чего не может быть проверено и не может считаться мотивированным обоснованием.</w:t>
+        <w:t>4. Указ № 81 не содержит мотивированного обоснования, обязательного в силу ч. 1 ст. 83 Конституции штата Сан-Андреас. В нём не указано ни одного конкретного положения законопроекта, ни одного конкретного права, свободы или законного интереса, которые нарушаются, ни одной нормы, с которой законопроект вступает в коллизию либо в отношении которой создаёт пробел или правовую неопределённость. Приведённое основание носит характер общего перечня категорий и применимо к любому закону, вследствие чего не может быть проверено и не может считаться мотивированным обоснованием.</w:t>
       </w:r>
     </w:p>
     <w:p>
@@ -188,7 +188,7 @@
           <w:i w:val="0"/>
           <w:sz w:val="24"/>
         </w:rPr>
-        <w:t>5. Заявленное в Указе № 81 основание отклонения не соответствует предмету Закона: Закон вносит техническое исправление, устраняющее дублирование слова, и не вводит новых норм, обязанностей или запретов. Устранение дублирования и обеспечение единства терминологии прямо предписаны ст. 9 ч. 1, ч. 3 и ст. 11 ч. 1 Конституционного закона «О нормативных правовых актах штата Сан-Андреас». Создание пробелов или коллизий технической правкой, исключающей повтор слова, объективно невозможно.</w:t>
+        <w:t>5. Указ № 81 в качестве правового основания ссылается на ч. 4 ст. 80 Конституции штата Сан-Андреас. Указанная норма регулирует повторное рассмотрение закона Сенатом и обязанность Губернатора подписать закон при преодолении вето, но не устанавливает право отклонения. Право отклонения установлено ч. 1 ст. 83 Конституции штата Сан-Андреас и подлежит реализации с обязательным мотивированным обоснованием.</w:t>
       </w:r>
     </w:p>
     <w:p>
@@ -204,7 +204,7 @@
           <w:i w:val="0"/>
           <w:sz w:val="24"/>
         </w:rPr>
-        <w:t>6. Пунктом 1 постановляющей части Указа № 81 отклонена «поправка в Процессуальный Кодекс "ACT.244"». Закон, принятый Сенатом под обозначением ACT. 244, вносит изменения в Закон «О чрезвычайном и военном положении штата Сан-Андреас» и не изменяет Процессуальный кодекс штата Сан-Андреас. Таким образом, Указ № 81 отклоняет иной предмет и правовых последствий для Закона не создаёт.</w:t>
+        <w:t>6. Указ № 81 содержит незаполненный реквизит «…принятый Сенатом штата Сан-Андреас дата» и не указывает дату принятия отклоняемого акта, что не позволяет однозначно идентифицировать предмет отклонения и свидетельствует об издании акта без проверки его содержания.</w:t>
       </w:r>
     </w:p>
     <w:p>
@@ -220,23 +220,7 @@
           <w:i w:val="0"/>
           <w:sz w:val="24"/>
         </w:rPr>
-        <w:t>7. Указ № 81 содержит незаполненный реквизит «…принятый Сенатом штата Сан-Андреас дата», не указывает номер и дату отклоняемого закона и противоречит сам себе: его наименование говорит об отклонении закона, постановляющая часть — об отклонении поправки.</w:t>
-      </w:r>
-    </w:p>
-    <w:p>
-      <w:pPr>
-        <w:spacing w:before="0" w:after="80" w:line="276" w:lineRule="auto"/>
-        <w:ind w:left="340"/>
-        <w:jc w:val="both"/>
-      </w:pPr>
-      <w:r>
-        <w:rPr>
-          <w:rFonts w:ascii="Times New Roman" w:hAnsi="Times New Roman" w:cs="Times New Roman" w:eastAsia="Times New Roman"/>
-          <w:b w:val="0"/>
-          <w:i w:val="0"/>
-          <w:sz w:val="24"/>
-        </w:rPr>
-        <w:t>8. Указ № 81 основан на ч. 4 ст. 80 Конституции штата Сан-Андреас, которая регулирует повторное рассмотрение закона Сенатом и обязанность Губернатора подписать закон при преодолении вето, но не устанавливает право отклонения. Право отклонения установлено ч. 1 ст. 83 Конституции штата Сан-Андреас и подлежит реализации с обязательным мотивированным обоснованием.</w:t>
+        <w:t>7. Отсутствие мотивировки лишило Сенат возможности рассмотреть замечания Губернатора и устранить их: замечания не названы. Тем самым право вето использовано способом, который исключает предусмотренную ч. 4 ст. 80 Конституции процедуру повторного рассмотрения по существу.</w:t>
       </w:r>
     </w:p>
     <w:p>
@@ -252,7 +236,7 @@
           <w:i w:val="0"/>
           <w:sz w:val="24"/>
         </w:rPr>
-        <w:t xml:space="preserve">На основании изложенного, руководствуясь ч. 4 ст. 80, ч. 1 ст. 83 Конституции штата Сан-Андреас, п. «а» и «в» ч. 1 ст. 7, ст. 11 Конституционного закона «О Сенате штата Сан-Андреас», Сенат штата Сан-Андреас </w:t>
+        <w:t xml:space="preserve">На основании изложенного, руководствуясь ч. 4 ст. 80, ч. 1 ст. 83 Конституции штата Сан-Андреас, ч. 2 Поправки 8 к Конституции штата Сан-Андреас, п. «а» и «в» ч. 1 ст. 7, ст. 11 Конституционного закона «О Сенате штата Сан-Андреас», Сенат штата Сан-Андреас </w:t>
       </w:r>
       <w:r>
         <w:rPr>
@@ -295,7 +279,7 @@
           <w:i w:val="0"/>
           <w:sz w:val="24"/>
         </w:rPr>
-        <w:t xml:space="preserve"> Одобрить Закон «О внесении технического исправления в Закон "О чрезвычайном и военном положении штата Сан-Андреас"» (ACT. 244) в ранее принятой редакции.</w:t>
+        <w:t xml:space="preserve"> Одобрить законопроект «О внесении изменений в Процессуальный кодекс штата Сан-Андреас» (ACT. 244) в ранее принятой редакции — с дополнением части 1 статьи 18 Процессуального кодекса штата Сан-Андреас пунктом «ж.1» согласно Приложению № 1 к настоящему постановлению.</w:t>
       </w:r>
     </w:p>
     <w:p>
@@ -320,7 +304,7 @@
           <w:i w:val="0"/>
           <w:sz w:val="24"/>
         </w:rPr>
-        <w:t xml:space="preserve"> Констатировать, что Указ Губернатора штата Сан-Андреас № 81 от 30.10.2026 не содержит мотивированного обоснования, предусмотренного ч. 1 ст. 83 Конституции штата Сан-Андреас, и отклоняет иной предмет, вследствие чего не является надлежащим отклонением Закона, указанного в пункте 1 настоящего постановления, и не создаёт препятствий для его подписания.</w:t>
+        <w:t xml:space="preserve"> Констатировать, что Указ Губернатора штата Сан-Андреас № 81 от 30.10.2026 не содержит мотивированного обоснования, предусмотренного ч. 1 ст. 83 Конституции штата Сан-Андреас, и основан на норме, не предоставляющей права отклонения, вследствие чего не является надлежащим отклонением законопроекта, указанного в пункте 1 настоящего постановления.</w:t>
       </w:r>
     </w:p>
     <w:p>
@@ -345,7 +329,7 @@
           <w:i w:val="0"/>
           <w:sz w:val="24"/>
         </w:rPr>
-        <w:t xml:space="preserve"> Направить Закон, указанный в пункте 1 настоящего постановления, Губернатору штата Сан-Андреас для подписания и обнародования. Закон подлежит подписанию Губернатором штата Сан-Андреас в течение двух дней со дня направления настоящего постановления и обнародованию (ч. 4 ст. 80 Конституции штата Сан-Андреас). Повторное отклонение закона Конституцией штата Сан-Андреас не предусмотрено.</w:t>
+        <w:t xml:space="preserve"> Направить законопроект, указанный в пункте 1 настоящего постановления, Губернатору штата Сан-Андреас для подписания и обнародования. Закон подлежит подписанию Губернатором штата Сан-Андреас в течение двух дней со дня направления настоящего постановления и обнародованию (ч. 4 ст. 80 Конституции штата Сан-Андреас). Повторное отклонение закона Конституцией штата Сан-Андреас не предусмотрено.</w:t>
       </w:r>
     </w:p>
     <w:p>
@@ -411,7 +395,7 @@
           <w:i w:val="0"/>
           <w:sz w:val="24"/>
         </w:rPr>
-        <w:t>а) направить настоящее постановление и Закон Губернатору штата Сан-Андреас в течение 2 часов с момента принятия;</w:t>
+        <w:t>а) направить настоящее постановление и текст законопроекта Губернатору штата Сан-Андреас в течение 2 часов с момента принятия;</w:t>
       </w:r>
     </w:p>
     <w:p>
@@ -427,7 +411,7 @@
           <w:i w:val="0"/>
           <w:sz w:val="24"/>
         </w:rPr>
-        <w:t>б) уведомить Федеральный Суд штата Сан-Андреас о преодолении отклонения;</w:t>
+        <w:t>б) уведомить Федеральный Суд штата Сан-Андреас о преодолении отклонения и приложить сведения об одобрении, предусмотренном ч. 2 Поправки 8 к Конституции;</w:t>
       </w:r>
     </w:p>
     <w:p>
@@ -468,7 +452,7 @@
           <w:i w:val="0"/>
           <w:sz w:val="24"/>
         </w:rPr>
-        <w:t xml:space="preserve"> Поручить аппарату Сената штата Сан-Андреас подать в Верховный Суд штата Сан-Андреас административное исковое заявление об оспаривании Указа Губернатора штата Сан-Андреас № 81 от 30.10.2026 в течение 2 часов с момента принятия настоящего постановления.</w:t>
+        <w:t xml:space="preserve"> Поручить аппарату Сената штата Сан-Андреас в течение 2 часов с момента принятия настоящего постановления направить в Верховный Суд штата Сан-Андреас административное исковое заявление об оспаривании Указа Губернатора штата Сан-Андреас № 81 от 30.10.2026.</w:t>
       </w:r>
     </w:p>
     <w:p>
@@ -568,14 +552,6 @@
     </w:p>
     <w:p>
       <w:pPr>
-        <w:spacing w:after="120"/>
-        <w:pBdr>
-          <w:bottom w:val="single" w:sz="6" w:space="1" w:color="000000"/>
-        </w:pBdr>
-      </w:pPr>
-    </w:p>
-    <w:p>
-      <w:pPr>
         <w:spacing w:before="240" w:after="120" w:line="276" w:lineRule="auto"/>
         <w:jc w:val="center"/>
       </w:pPr>
@@ -586,7 +562,7 @@
           <w:i w:val="0"/>
           <w:sz w:val="26"/>
         </w:rPr>
-        <w:t>Приложение № 1 к проекту постановления</w:t>
+        <w:t>Приложение № 1 к постановлению</w:t>
       </w:r>
     </w:p>
     <w:p>
@@ -602,7 +578,7 @@
           <w:i w:val="0"/>
           <w:sz w:val="24"/>
         </w:rPr>
-        <w:t>Текст Закона в ранее принятой редакции, подлежащей одобрению:</w:t>
+        <w:t>Текст, подлежащий включению в часть 1 статьи 18 Процессуального кодекса штата Сан-Андреас:</w:t>
       </w:r>
     </w:p>
     <w:p>
@@ -618,7 +594,7 @@
           <w:i/>
           <w:sz w:val="23"/>
         </w:rPr>
-        <w:t>Статья 2.2.</w:t>
+        <w:t>ж.1)</w:t>
       </w:r>
       <w:r>
         <w:rPr>
@@ -627,7 +603,7 @@
           <w:i/>
           <w:sz w:val="23"/>
         </w:rPr>
-        <w:t xml:space="preserve"> Чрезвычайное положение вводится соответствующим указом от Губернатора, Вице-Губернатора или Главой Департамента Национальной Безопасности.</w:t>
+        <w:t xml:space="preserve"> Один сотрудник подразделения внутренних расследований (Internal Affairs Division, далее — IAD) Los Santos Police Department либо Los Santos County Sheriff Department — для осуществления внутреннего надзора за соблюдением законодательства штата San-Andreas сотрудниками департамента, в котором он состоит. Сотрудник IAD является субъектом задержания исключительно при задержании, проводимом в помещениях или на территории собственного департамента, если инициатором задержания является сотрудник того же департамента. Сотрудник IAD обязан осуществлять видеофиксацию своих действий.</w:t>
       </w:r>
     </w:p>
     <w:p>
@@ -643,7 +619,7 @@
           <w:i w:val="0"/>
           <w:sz w:val="24"/>
         </w:rPr>
-        <w:t>(действующая редакция: «…или Главой Департамента Национальной Безопасности безопасности.»)</w:t>
+        <w:t>Пункт размещается между пунктами «ж» и «з» части 1 статьи 18; иные пункты не изменяются.</w:t>
       </w:r>
     </w:p>
     <w:p>
@@ -658,7 +634,7 @@
           <w:i w:val="0"/>
           <w:sz w:val="26"/>
         </w:rPr>
-        <w:t>Приложение № 2 к проекту постановления — протокол голосования</w:t>
+        <w:t>Приложение № 2 — протокол голосования</w:t>
       </w:r>
     </w:p>
     <w:tbl>
@@ -735,7 +711,7 @@
             <w:r>
               <w:rPr>
                 <w:rFonts w:ascii="Times New Roman" w:hAnsi="Times New Roman" w:cs="Times New Roman" w:eastAsia="Times New Roman"/>
-                <w:b w:val="0"/>
+                <w:b/>
                 <w:i w:val="0"/>
                 <w:sz w:val="21"/>
               </w:rPr>
@@ -871,7 +847,7 @@
                 <w:i w:val="0"/>
                 <w:sz w:val="21"/>
               </w:rPr>
-              <w:t>Кворум (не менее половины действующих, ст. 9 ч. 1 КЗ «О Сенате»)</w:t>
+              <w:t>Кворум (не менее половины действующих, ч. 1 ст. 9 КЗ «О Сенате»)</w:t>
             </w:r>
           </w:p>
         </w:tc>

--- a/AntiGubrnator/01. Постановление Сената о преодолении вето.docx
+++ b/AntiGubrnator/01. Постановление Сената о преодолении вето.docx
@@ -124,7 +124,7 @@
           <w:i w:val="0"/>
           <w:sz w:val="24"/>
         </w:rPr>
-        <w:t>1. Сенат штата Сан-Андреас принял законопроект «О внесении изменений в Процессуальный кодекс штата Сан-Андреас» (ACT. 244), дополняющий часть 1 статьи 18 Процессуального кодекса штата Сан-Андреас пунктом «ж.1» о сотруднике подразделения внутренних расследований (IAD) LSPD и LSCSD как субъекте задержания. Результаты голосования: «за» — 10, «против» — 3, «воздержался» — 1.</w:t>
+        <w:t>1. Сенат штата Сан-Андреас принял законопроект «О внесении изменений в Процессуальный кодекс штата Сан-Андреас» (ACT. 244), дополняющий часть 1 статьи 18 Процессуального кодекса штата Сан-Андреас пунктом «м» о сотруднике отдела IAD (Internal Affairs Division) ведомств LSPD и LSCSD как субъекте задержания — исключительно в целях надзорной деятельности за соблюдением процессуальных норм, законодательства штата и внутреннего устава сотрудниками своего правоохранительного органа на территории своего департамента. Результаты голосования: «за» — 10, «против» — 3, «воздержался» — 1.</w:t>
       </w:r>
     </w:p>
     <w:p>
@@ -279,7 +279,7 @@
           <w:i w:val="0"/>
           <w:sz w:val="24"/>
         </w:rPr>
-        <w:t xml:space="preserve"> Одобрить законопроект «О внесении изменений в Процессуальный кодекс штата Сан-Андреас» (ACT. 244) в ранее принятой редакции — с дополнением части 1 статьи 18 Процессуального кодекса штата Сан-Андреас пунктом «ж.1» согласно Приложению № 1 к настоящему постановлению.</w:t>
+        <w:t xml:space="preserve"> Одобрить законопроект «О внесении изменений в Процессуальный кодекс штата Сан-Андреас» (ACT. 244) в ранее принятой редакции — с дополнением части 1 статьи 18 Процессуального кодекса штата Сан-Андреас пунктом «м» согласно Приложению № 1 к настоящему постановлению.</w:t>
       </w:r>
     </w:p>
     <w:p>
@@ -590,20 +590,11 @@
       <w:r>
         <w:rPr>
           <w:rFonts w:ascii="Times New Roman" w:hAnsi="Times New Roman" w:cs="Times New Roman" w:eastAsia="Times New Roman"/>
-          <w:b/>
-          <w:i/>
-          <w:sz w:val="23"/>
-        </w:rPr>
-        <w:t>ж.1)</w:t>
-      </w:r>
-      <w:r>
-        <w:rPr>
-          <w:rFonts w:ascii="Times New Roman" w:hAnsi="Times New Roman" w:cs="Times New Roman" w:eastAsia="Times New Roman"/>
           <w:b w:val="0"/>
           <w:i/>
           <w:sz w:val="23"/>
         </w:rPr>
-        <w:t xml:space="preserve"> Один сотрудник подразделения внутренних расследований (Internal Affairs Division, далее — IAD) Los Santos Police Department либо Los Santos County Sheriff Department — для осуществления внутреннего надзора за соблюдением законодательства штата San-Andreas сотрудниками департамента, в котором он состоит. Сотрудник IAD является субъектом задержания исключительно при задержании, проводимом в помещениях или на территории собственного департамента, если инициатором задержания является сотрудник того же департамента. Сотрудник IAD обязан осуществлять видеофиксацию своих действий.</w:t>
+        <w:t>м) Один сотрудник отдела IAD (Internal Affairs Division) соответствующего ведомства (LSPD/LSCSD) — исключительно с целью осуществления надзорной деятельности за соблюдением сотрудниками своего правоохранительного органа процессуальных норм на территории своего департамента, законодательства штата San-Andreas и внутреннего устава в ходе проведения ими процессуальных действий.</w:t>
       </w:r>
     </w:p>
     <w:p>
@@ -619,7 +610,7 @@
           <w:i w:val="0"/>
           <w:sz w:val="24"/>
         </w:rPr>
-        <w:t>Пункт размещается между пунктами «ж» и «з» части 1 статьи 18; иные пункты не изменяются.</w:t>
+        <w:t>Пункт размещается после пункта «л» части 1 статьи 18 (действующий перечень заканчивается пунктом «л»); иные пункты не изменяются.</w:t>
       </w:r>
     </w:p>
     <w:p>

--- a/AntiGubrnator/01. Постановление Сената о преодолении вето.docx
+++ b/AntiGubrnator/01. Постановление Сената о преодолении вето.docx
@@ -4,72 +4,82 @@
   <w:body>
     <w:p>
       <w:pPr>
-        <w:spacing w:before="0" w:after="80" w:line="276" w:lineRule="auto"/>
+        <w:keepNext w:val="0"/>
+        <w:spacing w:before="0" w:after="120" w:line="276" w:lineRule="auto"/>
+        <w:ind w:firstLine="0" w:left="0"/>
         <w:jc w:val="center"/>
       </w:pPr>
       <w:r>
         <w:rPr>
-          <w:rFonts w:ascii="Times New Roman" w:hAnsi="Times New Roman" w:cs="Times New Roman" w:eastAsia="Times New Roman"/>
+          <w:rFonts w:ascii="Times New Roman" w:hAnsi="Times New Roman" w:eastAsia="Times New Roman"/>
           <w:b/>
           <w:i w:val="0"/>
-          <w:sz w:val="26"/>
+          <w:sz w:val="24"/>
         </w:rPr>
         <w:t>СЕНАТ ШТАТА САН-АНДРЕАС</w:t>
       </w:r>
     </w:p>
     <w:p>
       <w:pPr>
-        <w:spacing w:before="0" w:after="80" w:line="276" w:lineRule="auto"/>
+        <w:keepNext w:val="0"/>
+        <w:spacing w:before="0" w:after="120" w:line="276" w:lineRule="auto"/>
+        <w:ind w:firstLine="0" w:left="0"/>
         <w:jc w:val="center"/>
       </w:pPr>
       <w:r>
         <w:rPr>
-          <w:rFonts w:ascii="Times New Roman" w:hAnsi="Times New Roman" w:cs="Times New Roman" w:eastAsia="Times New Roman"/>
+          <w:rFonts w:ascii="Times New Roman" w:hAnsi="Times New Roman" w:eastAsia="Times New Roman"/>
           <w:b/>
           <w:i w:val="0"/>
-          <w:sz w:val="26"/>
+          <w:sz w:val="24"/>
         </w:rPr>
         <w:t>ПОСТАНОВЛЕНИЕ № ___</w:t>
       </w:r>
     </w:p>
     <w:p>
       <w:pPr>
-        <w:spacing w:before="0" w:after="80" w:line="276" w:lineRule="auto"/>
+        <w:keepNext w:val="0"/>
+        <w:spacing w:before="0" w:after="120" w:line="276" w:lineRule="auto"/>
+        <w:ind w:firstLine="0" w:left="0"/>
         <w:jc w:val="center"/>
       </w:pPr>
       <w:r>
         <w:rPr>
-          <w:rFonts w:ascii="Times New Roman" w:hAnsi="Times New Roman" w:cs="Times New Roman" w:eastAsia="Times New Roman"/>
+          <w:rFonts w:ascii="Times New Roman" w:hAnsi="Times New Roman" w:eastAsia="Times New Roman"/>
           <w:b/>
           <w:i w:val="0"/>
-          <w:sz w:val="26"/>
+          <w:sz w:val="24"/>
         </w:rPr>
         <w:t>31 октября 2026 года</w:t>
       </w:r>
     </w:p>
     <w:p>
       <w:pPr>
-        <w:spacing w:before="0" w:after="80" w:line="276" w:lineRule="auto"/>
+        <w:keepNext w:val="0"/>
+        <w:spacing w:before="0" w:after="120" w:line="276" w:lineRule="auto"/>
+        <w:ind w:firstLine="0" w:left="0"/>
         <w:jc w:val="center"/>
       </w:pPr>
       <w:r>
         <w:rPr>
-          <w:rFonts w:ascii="Times New Roman" w:hAnsi="Times New Roman" w:cs="Times New Roman" w:eastAsia="Times New Roman"/>
+          <w:rFonts w:ascii="Times New Roman" w:hAnsi="Times New Roman" w:eastAsia="Times New Roman"/>
           <w:b/>
           <w:i w:val="0"/>
-          <w:sz w:val="26"/>
+          <w:sz w:val="24"/>
         </w:rPr>
         <w:t>г. Лос-Сантос</w:t>
       </w:r>
     </w:p>
     <w:p>
       <w:pPr>
-        <w:spacing w:before="240" w:after="120" w:line="276" w:lineRule="auto"/>
+        <w:keepNext/>
+        <w:spacing w:before="200" w:after="120" w:line="276" w:lineRule="auto"/>
+        <w:ind w:firstLine="0" w:left="0"/>
         <w:jc w:val="center"/>
       </w:pPr>
       <w:r>
         <w:rPr>
-          <w:rFonts w:ascii="Times New Roman" w:hAnsi="Times New Roman" w:cs="Times New Roman" w:eastAsia="Times New Roman"/>
+          <w:rFonts w:ascii="Times New Roman" w:hAnsi="Times New Roman" w:eastAsia="Times New Roman"/>
           <w:b/>
           <w:i w:val="0"/>
           <w:sz w:val="26"/>
@@ -79,13 +89,14 @@
     </w:p>
     <w:p>
       <w:pPr>
+        <w:keepNext w:val="0"/>
         <w:spacing w:before="0" w:after="120" w:line="276" w:lineRule="auto"/>
-        <w:ind w:firstLine="709"/>
+        <w:ind w:firstLine="709" w:left="0"/>
         <w:jc w:val="both"/>
       </w:pPr>
       <w:r>
         <w:rPr>
-          <w:rFonts w:ascii="Times New Roman" w:hAnsi="Times New Roman" w:cs="Times New Roman" w:eastAsia="Times New Roman"/>
+          <w:rFonts w:ascii="Times New Roman" w:hAnsi="Times New Roman" w:eastAsia="Times New Roman"/>
           <w:b w:val="0"/>
           <w:i w:val="0"/>
           <w:sz w:val="24"/>
@@ -94,7 +105,7 @@
       </w:r>
       <w:r>
         <w:rPr>
-          <w:rFonts w:ascii="Times New Roman" w:hAnsi="Times New Roman" w:cs="Times New Roman" w:eastAsia="Times New Roman"/>
+          <w:rFonts w:ascii="Times New Roman" w:hAnsi="Times New Roman" w:eastAsia="Times New Roman"/>
           <w:b/>
           <w:i w:val="0"/>
           <w:sz w:val="24"/>
@@ -103,7 +114,7 @@
       </w:r>
       <w:r>
         <w:rPr>
-          <w:rFonts w:ascii="Times New Roman" w:hAnsi="Times New Roman" w:cs="Times New Roman" w:eastAsia="Times New Roman"/>
+          <w:rFonts w:ascii="Times New Roman" w:hAnsi="Times New Roman" w:eastAsia="Times New Roman"/>
           <w:b w:val="0"/>
           <w:i w:val="0"/>
           <w:sz w:val="24"/>
@@ -113,13 +124,14 @@
     </w:p>
     <w:p>
       <w:pPr>
-        <w:spacing w:before="0" w:after="80" w:line="276" w:lineRule="auto"/>
-        <w:ind w:left="340"/>
+        <w:keepNext w:val="0"/>
+        <w:spacing w:before="0" w:after="60" w:line="276" w:lineRule="auto"/>
+        <w:ind w:firstLine="0" w:left="567"/>
         <w:jc w:val="both"/>
       </w:pPr>
       <w:r>
         <w:rPr>
-          <w:rFonts w:ascii="Times New Roman" w:hAnsi="Times New Roman" w:cs="Times New Roman" w:eastAsia="Times New Roman"/>
+          <w:rFonts w:ascii="Times New Roman" w:hAnsi="Times New Roman" w:eastAsia="Times New Roman"/>
           <w:b w:val="0"/>
           <w:i w:val="0"/>
           <w:sz w:val="24"/>
@@ -129,13 +141,14 @@
     </w:p>
     <w:p>
       <w:pPr>
-        <w:spacing w:before="0" w:after="80" w:line="276" w:lineRule="auto"/>
-        <w:ind w:left="340"/>
+        <w:keepNext w:val="0"/>
+        <w:spacing w:before="0" w:after="60" w:line="276" w:lineRule="auto"/>
+        <w:ind w:firstLine="0" w:left="567"/>
         <w:jc w:val="both"/>
       </w:pPr>
       <w:r>
         <w:rPr>
-          <w:rFonts w:ascii="Times New Roman" w:hAnsi="Times New Roman" w:cs="Times New Roman" w:eastAsia="Times New Roman"/>
+          <w:rFonts w:ascii="Times New Roman" w:hAnsi="Times New Roman" w:eastAsia="Times New Roman"/>
           <w:b w:val="0"/>
           <w:i w:val="0"/>
           <w:sz w:val="24"/>
@@ -145,13 +158,14 @@
     </w:p>
     <w:p>
       <w:pPr>
-        <w:spacing w:before="0" w:after="80" w:line="276" w:lineRule="auto"/>
-        <w:ind w:left="340"/>
+        <w:keepNext w:val="0"/>
+        <w:spacing w:before="0" w:after="60" w:line="276" w:lineRule="auto"/>
+        <w:ind w:firstLine="0" w:left="567"/>
         <w:jc w:val="both"/>
       </w:pPr>
       <w:r>
         <w:rPr>
-          <w:rFonts w:ascii="Times New Roman" w:hAnsi="Times New Roman" w:cs="Times New Roman" w:eastAsia="Times New Roman"/>
+          <w:rFonts w:ascii="Times New Roman" w:hAnsi="Times New Roman" w:eastAsia="Times New Roman"/>
           <w:b w:val="0"/>
           <w:i w:val="0"/>
           <w:sz w:val="24"/>
@@ -161,13 +175,14 @@
     </w:p>
     <w:p>
       <w:pPr>
-        <w:spacing w:before="0" w:after="80" w:line="276" w:lineRule="auto"/>
-        <w:ind w:left="340"/>
+        <w:keepNext w:val="0"/>
+        <w:spacing w:before="0" w:after="60" w:line="276" w:lineRule="auto"/>
+        <w:ind w:firstLine="0" w:left="567"/>
         <w:jc w:val="both"/>
       </w:pPr>
       <w:r>
         <w:rPr>
-          <w:rFonts w:ascii="Times New Roman" w:hAnsi="Times New Roman" w:cs="Times New Roman" w:eastAsia="Times New Roman"/>
+          <w:rFonts w:ascii="Times New Roman" w:hAnsi="Times New Roman" w:eastAsia="Times New Roman"/>
           <w:b w:val="0"/>
           <w:i w:val="0"/>
           <w:sz w:val="24"/>
@@ -177,13 +192,14 @@
     </w:p>
     <w:p>
       <w:pPr>
-        <w:spacing w:before="0" w:after="80" w:line="276" w:lineRule="auto"/>
-        <w:ind w:left="340"/>
+        <w:keepNext w:val="0"/>
+        <w:spacing w:before="0" w:after="60" w:line="276" w:lineRule="auto"/>
+        <w:ind w:firstLine="0" w:left="567"/>
         <w:jc w:val="both"/>
       </w:pPr>
       <w:r>
         <w:rPr>
-          <w:rFonts w:ascii="Times New Roman" w:hAnsi="Times New Roman" w:cs="Times New Roman" w:eastAsia="Times New Roman"/>
+          <w:rFonts w:ascii="Times New Roman" w:hAnsi="Times New Roman" w:eastAsia="Times New Roman"/>
           <w:b w:val="0"/>
           <w:i w:val="0"/>
           <w:sz w:val="24"/>
@@ -193,13 +209,14 @@
     </w:p>
     <w:p>
       <w:pPr>
-        <w:spacing w:before="0" w:after="80" w:line="276" w:lineRule="auto"/>
-        <w:ind w:left="340"/>
+        <w:keepNext w:val="0"/>
+        <w:spacing w:before="0" w:after="60" w:line="276" w:lineRule="auto"/>
+        <w:ind w:firstLine="0" w:left="567"/>
         <w:jc w:val="both"/>
       </w:pPr>
       <w:r>
         <w:rPr>
-          <w:rFonts w:ascii="Times New Roman" w:hAnsi="Times New Roman" w:cs="Times New Roman" w:eastAsia="Times New Roman"/>
+          <w:rFonts w:ascii="Times New Roman" w:hAnsi="Times New Roman" w:eastAsia="Times New Roman"/>
           <w:b w:val="0"/>
           <w:i w:val="0"/>
           <w:sz w:val="24"/>
@@ -209,13 +226,14 @@
     </w:p>
     <w:p>
       <w:pPr>
-        <w:spacing w:before="0" w:after="80" w:line="276" w:lineRule="auto"/>
-        <w:ind w:left="340"/>
+        <w:keepNext w:val="0"/>
+        <w:spacing w:before="0" w:after="60" w:line="276" w:lineRule="auto"/>
+        <w:ind w:firstLine="0" w:left="567"/>
         <w:jc w:val="both"/>
       </w:pPr>
       <w:r>
         <w:rPr>
-          <w:rFonts w:ascii="Times New Roman" w:hAnsi="Times New Roman" w:cs="Times New Roman" w:eastAsia="Times New Roman"/>
+          <w:rFonts w:ascii="Times New Roman" w:hAnsi="Times New Roman" w:eastAsia="Times New Roman"/>
           <w:b w:val="0"/>
           <w:i w:val="0"/>
           <w:sz w:val="24"/>
@@ -225,13 +243,14 @@
     </w:p>
     <w:p>
       <w:pPr>
+        <w:keepNext w:val="0"/>
         <w:spacing w:before="0" w:after="120" w:line="276" w:lineRule="auto"/>
-        <w:ind w:firstLine="709"/>
+        <w:ind w:firstLine="709" w:left="0"/>
         <w:jc w:val="both"/>
       </w:pPr>
       <w:r>
         <w:rPr>
-          <w:rFonts w:ascii="Times New Roman" w:hAnsi="Times New Roman" w:cs="Times New Roman" w:eastAsia="Times New Roman"/>
+          <w:rFonts w:ascii="Times New Roman" w:hAnsi="Times New Roman" w:eastAsia="Times New Roman"/>
           <w:b w:val="0"/>
           <w:i w:val="0"/>
           <w:sz w:val="24"/>
@@ -240,7 +259,7 @@
       </w:r>
       <w:r>
         <w:rPr>
-          <w:rFonts w:ascii="Times New Roman" w:hAnsi="Times New Roman" w:cs="Times New Roman" w:eastAsia="Times New Roman"/>
+          <w:rFonts w:ascii="Times New Roman" w:hAnsi="Times New Roman" w:eastAsia="Times New Roman"/>
           <w:b/>
           <w:i w:val="0"/>
           <w:sz w:val="24"/>
@@ -249,7 +268,7 @@
       </w:r>
       <w:r>
         <w:rPr>
-          <w:rFonts w:ascii="Times New Roman" w:hAnsi="Times New Roman" w:cs="Times New Roman" w:eastAsia="Times New Roman"/>
+          <w:rFonts w:ascii="Times New Roman" w:hAnsi="Times New Roman" w:eastAsia="Times New Roman"/>
           <w:b w:val="0"/>
           <w:i w:val="0"/>
           <w:sz w:val="24"/>
@@ -259,13 +278,14 @@
     </w:p>
     <w:p>
       <w:pPr>
+        <w:keepNext w:val="0"/>
         <w:spacing w:before="0" w:after="120" w:line="276" w:lineRule="auto"/>
-        <w:ind w:firstLine="709"/>
+        <w:ind w:firstLine="709" w:left="0"/>
         <w:jc w:val="both"/>
       </w:pPr>
       <w:r>
         <w:rPr>
-          <w:rFonts w:ascii="Times New Roman" w:hAnsi="Times New Roman" w:cs="Times New Roman" w:eastAsia="Times New Roman"/>
+          <w:rFonts w:ascii="Times New Roman" w:hAnsi="Times New Roman" w:eastAsia="Times New Roman"/>
           <w:b/>
           <w:i w:val="0"/>
           <w:sz w:val="24"/>
@@ -274,7 +294,7 @@
       </w:r>
       <w:r>
         <w:rPr>
-          <w:rFonts w:ascii="Times New Roman" w:hAnsi="Times New Roman" w:cs="Times New Roman" w:eastAsia="Times New Roman"/>
+          <w:rFonts w:ascii="Times New Roman" w:hAnsi="Times New Roman" w:eastAsia="Times New Roman"/>
           <w:b w:val="0"/>
           <w:i w:val="0"/>
           <w:sz w:val="24"/>
@@ -284,13 +304,14 @@
     </w:p>
     <w:p>
       <w:pPr>
+        <w:keepNext w:val="0"/>
         <w:spacing w:before="0" w:after="120" w:line="276" w:lineRule="auto"/>
-        <w:ind w:firstLine="709"/>
+        <w:ind w:firstLine="709" w:left="0"/>
         <w:jc w:val="both"/>
       </w:pPr>
       <w:r>
         <w:rPr>
-          <w:rFonts w:ascii="Times New Roman" w:hAnsi="Times New Roman" w:cs="Times New Roman" w:eastAsia="Times New Roman"/>
+          <w:rFonts w:ascii="Times New Roman" w:hAnsi="Times New Roman" w:eastAsia="Times New Roman"/>
           <w:b/>
           <w:i w:val="0"/>
           <w:sz w:val="24"/>
@@ -299,7 +320,7 @@
       </w:r>
       <w:r>
         <w:rPr>
-          <w:rFonts w:ascii="Times New Roman" w:hAnsi="Times New Roman" w:cs="Times New Roman" w:eastAsia="Times New Roman"/>
+          <w:rFonts w:ascii="Times New Roman" w:hAnsi="Times New Roman" w:eastAsia="Times New Roman"/>
           <w:b w:val="0"/>
           <w:i w:val="0"/>
           <w:sz w:val="24"/>
@@ -309,13 +330,14 @@
     </w:p>
     <w:p>
       <w:pPr>
+        <w:keepNext w:val="0"/>
         <w:spacing w:before="0" w:after="120" w:line="276" w:lineRule="auto"/>
-        <w:ind w:firstLine="709"/>
+        <w:ind w:firstLine="709" w:left="0"/>
         <w:jc w:val="both"/>
       </w:pPr>
       <w:r>
         <w:rPr>
-          <w:rFonts w:ascii="Times New Roman" w:hAnsi="Times New Roman" w:cs="Times New Roman" w:eastAsia="Times New Roman"/>
+          <w:rFonts w:ascii="Times New Roman" w:hAnsi="Times New Roman" w:eastAsia="Times New Roman"/>
           <w:b/>
           <w:i w:val="0"/>
           <w:sz w:val="24"/>
@@ -324,7 +346,7 @@
       </w:r>
       <w:r>
         <w:rPr>
-          <w:rFonts w:ascii="Times New Roman" w:hAnsi="Times New Roman" w:cs="Times New Roman" w:eastAsia="Times New Roman"/>
+          <w:rFonts w:ascii="Times New Roman" w:hAnsi="Times New Roman" w:eastAsia="Times New Roman"/>
           <w:b w:val="0"/>
           <w:i w:val="0"/>
           <w:sz w:val="24"/>
@@ -334,13 +356,14 @@
     </w:p>
     <w:p>
       <w:pPr>
+        <w:keepNext w:val="0"/>
         <w:spacing w:before="0" w:after="120" w:line="276" w:lineRule="auto"/>
-        <w:ind w:firstLine="709"/>
+        <w:ind w:firstLine="709" w:left="0"/>
         <w:jc w:val="both"/>
       </w:pPr>
       <w:r>
         <w:rPr>
-          <w:rFonts w:ascii="Times New Roman" w:hAnsi="Times New Roman" w:cs="Times New Roman" w:eastAsia="Times New Roman"/>
+          <w:rFonts w:ascii="Times New Roman" w:hAnsi="Times New Roman" w:eastAsia="Times New Roman"/>
           <w:b/>
           <w:i w:val="0"/>
           <w:sz w:val="24"/>
@@ -349,7 +372,7 @@
       </w:r>
       <w:r>
         <w:rPr>
-          <w:rFonts w:ascii="Times New Roman" w:hAnsi="Times New Roman" w:cs="Times New Roman" w:eastAsia="Times New Roman"/>
+          <w:rFonts w:ascii="Times New Roman" w:hAnsi="Times New Roman" w:eastAsia="Times New Roman"/>
           <w:b w:val="0"/>
           <w:i w:val="0"/>
           <w:sz w:val="24"/>
@@ -359,13 +382,14 @@
     </w:p>
     <w:p>
       <w:pPr>
+        <w:keepNext w:val="0"/>
         <w:spacing w:before="0" w:after="120" w:line="276" w:lineRule="auto"/>
-        <w:ind w:firstLine="709"/>
+        <w:ind w:firstLine="709" w:left="0"/>
         <w:jc w:val="both"/>
       </w:pPr>
       <w:r>
         <w:rPr>
-          <w:rFonts w:ascii="Times New Roman" w:hAnsi="Times New Roman" w:cs="Times New Roman" w:eastAsia="Times New Roman"/>
+          <w:rFonts w:ascii="Times New Roman" w:hAnsi="Times New Roman" w:eastAsia="Times New Roman"/>
           <w:b/>
           <w:i w:val="0"/>
           <w:sz w:val="24"/>
@@ -374,39 +398,24 @@
       </w:r>
       <w:r>
         <w:rPr>
-          <w:rFonts w:ascii="Times New Roman" w:hAnsi="Times New Roman" w:cs="Times New Roman" w:eastAsia="Times New Roman"/>
+          <w:rFonts w:ascii="Times New Roman" w:hAnsi="Times New Roman" w:eastAsia="Times New Roman"/>
           <w:b w:val="0"/>
           <w:i w:val="0"/>
           <w:sz w:val="24"/>
         </w:rPr>
-        <w:t xml:space="preserve"> Поручить Председателю Сената штата Сан-Андреас:</w:t>
+        <w:t xml:space="preserve"> Поручить Председателю Сената штата Сан-Андреас: а) направить настоящее постановление и текст законопроекта Губернатору штата Сан-Андреас в течение 2 часов с момента принятия;</w:t>
       </w:r>
     </w:p>
     <w:p>
       <w:pPr>
+        <w:keepNext w:val="0"/>
         <w:spacing w:before="0" w:after="120" w:line="276" w:lineRule="auto"/>
-        <w:ind w:firstLine="709"/>
+        <w:ind w:firstLine="709" w:left="0"/>
         <w:jc w:val="both"/>
       </w:pPr>
       <w:r>
         <w:rPr>
-          <w:rFonts w:ascii="Times New Roman" w:hAnsi="Times New Roman" w:cs="Times New Roman" w:eastAsia="Times New Roman"/>
-          <w:b w:val="0"/>
-          <w:i w:val="0"/>
-          <w:sz w:val="24"/>
-        </w:rPr>
-        <w:t>а) направить настоящее постановление и текст законопроекта Губернатору штата Сан-Андреас в течение 2 часов с момента принятия;</w:t>
-      </w:r>
-    </w:p>
-    <w:p>
-      <w:pPr>
-        <w:spacing w:before="0" w:after="120" w:line="276" w:lineRule="auto"/>
-        <w:ind w:firstLine="709"/>
-        <w:jc w:val="both"/>
-      </w:pPr>
-      <w:r>
-        <w:rPr>
-          <w:rFonts w:ascii="Times New Roman" w:hAnsi="Times New Roman" w:cs="Times New Roman" w:eastAsia="Times New Roman"/>
+          <w:rFonts w:ascii="Times New Roman" w:hAnsi="Times New Roman" w:eastAsia="Times New Roman"/>
           <w:b w:val="0"/>
           <w:i w:val="0"/>
           <w:sz w:val="24"/>
@@ -416,13 +425,14 @@
     </w:p>
     <w:p>
       <w:pPr>
+        <w:keepNext w:val="0"/>
         <w:spacing w:before="0" w:after="120" w:line="276" w:lineRule="auto"/>
-        <w:ind w:firstLine="709"/>
+        <w:ind w:firstLine="709" w:left="0"/>
         <w:jc w:val="both"/>
       </w:pPr>
       <w:r>
         <w:rPr>
-          <w:rFonts w:ascii="Times New Roman" w:hAnsi="Times New Roman" w:cs="Times New Roman" w:eastAsia="Times New Roman"/>
+          <w:rFonts w:ascii="Times New Roman" w:hAnsi="Times New Roman" w:eastAsia="Times New Roman"/>
           <w:b w:val="0"/>
           <w:i w:val="0"/>
           <w:sz w:val="24"/>
@@ -432,13 +442,14 @@
     </w:p>
     <w:p>
       <w:pPr>
+        <w:keepNext w:val="0"/>
         <w:spacing w:before="0" w:after="120" w:line="276" w:lineRule="auto"/>
-        <w:ind w:firstLine="709"/>
+        <w:ind w:firstLine="709" w:left="0"/>
         <w:jc w:val="both"/>
       </w:pPr>
       <w:r>
         <w:rPr>
-          <w:rFonts w:ascii="Times New Roman" w:hAnsi="Times New Roman" w:cs="Times New Roman" w:eastAsia="Times New Roman"/>
+          <w:rFonts w:ascii="Times New Roman" w:hAnsi="Times New Roman" w:eastAsia="Times New Roman"/>
           <w:b/>
           <w:i w:val="0"/>
           <w:sz w:val="24"/>
@@ -447,7 +458,7 @@
       </w:r>
       <w:r>
         <w:rPr>
-          <w:rFonts w:ascii="Times New Roman" w:hAnsi="Times New Roman" w:cs="Times New Roman" w:eastAsia="Times New Roman"/>
+          <w:rFonts w:ascii="Times New Roman" w:hAnsi="Times New Roman" w:eastAsia="Times New Roman"/>
           <w:b w:val="0"/>
           <w:i w:val="0"/>
           <w:sz w:val="24"/>
@@ -457,13 +468,14 @@
     </w:p>
     <w:p>
       <w:pPr>
+        <w:keepNext w:val="0"/>
         <w:spacing w:before="0" w:after="120" w:line="276" w:lineRule="auto"/>
-        <w:ind w:firstLine="709"/>
+        <w:ind w:firstLine="709" w:left="0"/>
         <w:jc w:val="both"/>
       </w:pPr>
       <w:r>
         <w:rPr>
-          <w:rFonts w:ascii="Times New Roman" w:hAnsi="Times New Roman" w:cs="Times New Roman" w:eastAsia="Times New Roman"/>
+          <w:rFonts w:ascii="Times New Roman" w:hAnsi="Times New Roman" w:eastAsia="Times New Roman"/>
           <w:b/>
           <w:i w:val="0"/>
           <w:sz w:val="24"/>
@@ -472,7 +484,7 @@
       </w:r>
       <w:r>
         <w:rPr>
-          <w:rFonts w:ascii="Times New Roman" w:hAnsi="Times New Roman" w:cs="Times New Roman" w:eastAsia="Times New Roman"/>
+          <w:rFonts w:ascii="Times New Roman" w:hAnsi="Times New Roman" w:eastAsia="Times New Roman"/>
           <w:b w:val="0"/>
           <w:i w:val="0"/>
           <w:sz w:val="24"/>
@@ -482,13 +494,14 @@
     </w:p>
     <w:p>
       <w:pPr>
+        <w:keepNext w:val="0"/>
         <w:spacing w:before="0" w:after="120" w:line="276" w:lineRule="auto"/>
-        <w:ind w:firstLine="709"/>
+        <w:ind w:firstLine="709" w:left="0"/>
         <w:jc w:val="both"/>
       </w:pPr>
       <w:r>
         <w:rPr>
-          <w:rFonts w:ascii="Times New Roman" w:hAnsi="Times New Roman" w:cs="Times New Roman" w:eastAsia="Times New Roman"/>
+          <w:rFonts w:ascii="Times New Roman" w:hAnsi="Times New Roman" w:eastAsia="Times New Roman"/>
           <w:b/>
           <w:i w:val="0"/>
           <w:sz w:val="24"/>
@@ -497,7 +510,7 @@
       </w:r>
       <w:r>
         <w:rPr>
-          <w:rFonts w:ascii="Times New Roman" w:hAnsi="Times New Roman" w:cs="Times New Roman" w:eastAsia="Times New Roman"/>
+          <w:rFonts w:ascii="Times New Roman" w:hAnsi="Times New Roman" w:eastAsia="Times New Roman"/>
           <w:b w:val="0"/>
           <w:i w:val="0"/>
           <w:sz w:val="24"/>
@@ -507,27 +520,31 @@
     </w:p>
     <w:p>
       <w:pPr>
-        <w:spacing w:before="0" w:after="80" w:line="276" w:lineRule="auto"/>
+        <w:keepNext w:val="0"/>
+        <w:spacing w:before="0" w:after="120" w:line="276" w:lineRule="auto"/>
+        <w:ind w:firstLine="0" w:left="0"/>
         <w:jc w:val="right"/>
       </w:pPr>
       <w:r>
         <w:rPr>
-          <w:rFonts w:ascii="Times New Roman" w:hAnsi="Times New Roman" w:cs="Times New Roman" w:eastAsia="Times New Roman"/>
+          <w:rFonts w:ascii="Times New Roman" w:hAnsi="Times New Roman" w:eastAsia="Times New Roman"/>
           <w:b/>
           <w:i w:val="0"/>
-          <w:sz w:val="26"/>
+          <w:sz w:val="24"/>
         </w:rPr>
         <w:t>Председатель Сената штата Сан-Андреас</w:t>
       </w:r>
     </w:p>
     <w:p>
       <w:pPr>
-        <w:spacing w:before="0" w:after="80" w:line="276" w:lineRule="auto"/>
+        <w:keepNext w:val="0"/>
+        <w:spacing w:before="0" w:after="120" w:line="276" w:lineRule="auto"/>
+        <w:ind w:firstLine="0" w:left="0"/>
         <w:jc w:val="right"/>
       </w:pPr>
       <w:r>
         <w:rPr>
-          <w:rFonts w:ascii="Times New Roman" w:hAnsi="Times New Roman" w:cs="Times New Roman" w:eastAsia="Times New Roman"/>
+          <w:rFonts w:ascii="Times New Roman" w:hAnsi="Times New Roman" w:eastAsia="Times New Roman"/>
           <w:b w:val="0"/>
           <w:i w:val="0"/>
           <w:sz w:val="24"/>
@@ -537,12 +554,14 @@
     </w:p>
     <w:p>
       <w:pPr>
-        <w:spacing w:before="0" w:after="80" w:line="276" w:lineRule="auto"/>
+        <w:keepNext w:val="0"/>
+        <w:spacing w:before="0" w:after="120" w:line="276" w:lineRule="auto"/>
+        <w:ind w:firstLine="0" w:left="0"/>
         <w:jc w:val="right"/>
       </w:pPr>
       <w:r>
         <w:rPr>
-          <w:rFonts w:ascii="Times New Roman" w:hAnsi="Times New Roman" w:cs="Times New Roman" w:eastAsia="Times New Roman"/>
+          <w:rFonts w:ascii="Times New Roman" w:hAnsi="Times New Roman" w:eastAsia="Times New Roman"/>
           <w:b w:val="0"/>
           <w:i w:val="0"/>
           <w:sz w:val="24"/>
@@ -552,12 +571,14 @@
     </w:p>
     <w:p>
       <w:pPr>
-        <w:spacing w:before="240" w:after="120" w:line="276" w:lineRule="auto"/>
+        <w:keepNext/>
+        <w:spacing w:before="200" w:after="120" w:line="276" w:lineRule="auto"/>
+        <w:ind w:firstLine="0" w:left="0"/>
         <w:jc w:val="center"/>
       </w:pPr>
       <w:r>
         <w:rPr>
-          <w:rFonts w:ascii="Times New Roman" w:hAnsi="Times New Roman" w:cs="Times New Roman" w:eastAsia="Times New Roman"/>
+          <w:rFonts w:ascii="Times New Roman" w:hAnsi="Times New Roman" w:eastAsia="Times New Roman"/>
           <w:b/>
           <w:i w:val="0"/>
           <w:sz w:val="26"/>
@@ -567,13 +588,14 @@
     </w:p>
     <w:p>
       <w:pPr>
+        <w:keepNext w:val="0"/>
         <w:spacing w:before="0" w:after="120" w:line="276" w:lineRule="auto"/>
-        <w:ind w:firstLine="709"/>
+        <w:ind w:firstLine="709" w:left="0"/>
         <w:jc w:val="both"/>
       </w:pPr>
       <w:r>
         <w:rPr>
-          <w:rFonts w:ascii="Times New Roman" w:hAnsi="Times New Roman" w:cs="Times New Roman" w:eastAsia="Times New Roman"/>
+          <w:rFonts w:ascii="Times New Roman" w:hAnsi="Times New Roman" w:eastAsia="Times New Roman"/>
           <w:b w:val="0"/>
           <w:i w:val="0"/>
           <w:sz w:val="24"/>
@@ -583,29 +605,34 @@
     </w:p>
     <w:p>
       <w:pPr>
-        <w:spacing w:before="0" w:after="120" w:line="276" w:lineRule="auto"/>
-        <w:ind w:left="567"/>
+        <w:keepNext w:val="0"/>
+        <w:spacing w:before="0" w:after="80" w:line="276" w:lineRule="auto"/>
+        <w:ind w:firstLine="0" w:left="567"/>
         <w:jc w:val="both"/>
+        <w:pBdr>
+          <w:left w:val="single" w:sz="12" w:space="6" w:color="999999"/>
+        </w:pBdr>
       </w:pPr>
       <w:r>
         <w:rPr>
-          <w:rFonts w:ascii="Times New Roman" w:hAnsi="Times New Roman" w:cs="Times New Roman" w:eastAsia="Times New Roman"/>
+          <w:rFonts w:ascii="Times New Roman" w:hAnsi="Times New Roman" w:eastAsia="Times New Roman"/>
           <w:b w:val="0"/>
-          <w:i/>
-          <w:sz w:val="23"/>
+          <w:i w:val="0"/>
+          <w:sz w:val="24"/>
         </w:rPr>
         <w:t>м) Один сотрудник отдела IAD (Internal Affairs Division) соответствующего ведомства (LSPD/LSCSD) — исключительно с целью осуществления надзорной деятельности за соблюдением сотрудниками своего правоохранительного органа процессуальных норм на территории своего департамента, законодательства штата San-Andreas и внутреннего устава в ходе проведения ими процессуальных действий.</w:t>
       </w:r>
     </w:p>
     <w:p>
       <w:pPr>
+        <w:keepNext w:val="0"/>
         <w:spacing w:before="0" w:after="120" w:line="276" w:lineRule="auto"/>
-        <w:ind w:firstLine="709"/>
+        <w:ind w:firstLine="709" w:left="0"/>
         <w:jc w:val="both"/>
       </w:pPr>
       <w:r>
         <w:rPr>
-          <w:rFonts w:ascii="Times New Roman" w:hAnsi="Times New Roman" w:cs="Times New Roman" w:eastAsia="Times New Roman"/>
+          <w:rFonts w:ascii="Times New Roman" w:hAnsi="Times New Roman" w:eastAsia="Times New Roman"/>
           <w:b w:val="0"/>
           <w:i w:val="0"/>
           <w:sz w:val="24"/>
@@ -615,12 +642,14 @@
     </w:p>
     <w:p>
       <w:pPr>
-        <w:spacing w:before="240" w:after="120" w:line="276" w:lineRule="auto"/>
+        <w:keepNext/>
+        <w:spacing w:before="200" w:after="120" w:line="276" w:lineRule="auto"/>
+        <w:ind w:firstLine="0" w:left="0"/>
         <w:jc w:val="center"/>
       </w:pPr>
       <w:r>
         <w:rPr>
-          <w:rFonts w:ascii="Times New Roman" w:hAnsi="Times New Roman" w:cs="Times New Roman" w:eastAsia="Times New Roman"/>
+          <w:rFonts w:ascii="Times New Roman" w:hAnsi="Times New Roman" w:eastAsia="Times New Roman"/>
           <w:b/>
           <w:i w:val="0"/>
           <w:sz w:val="26"/>
@@ -640,13 +669,16 @@
         <w:gridCol w:w="4677"/>
       </w:tblGrid>
       <w:tr>
-        <w:trPr>
-          <w:tblHeader w:val="true"/>
-        </w:trPr>
         <w:tc>
           <w:tcPr>
             <w:tcW w:type="dxa" w:w="4677"/>
-            <w:shd w:val="clear" w:color="auto" w:fill="EFEFEF"/>
+            <w:shd w:val="clear" w:color="auto" w:fill="EDEDED"/>
+            <w:tcBorders>
+              <w:top w:val="single" w:sz="4" w:space="0" w:color="808080"/>
+              <w:left w:val="single" w:sz="4" w:space="0" w:color="808080"/>
+              <w:bottom w:val="single" w:sz="4" w:space="0" w:color="808080"/>
+              <w:right w:val="single" w:sz="4" w:space="0" w:color="808080"/>
+            </w:tcBorders>
           </w:tcPr>
           <w:p>
             <w:pPr>
@@ -656,7 +688,7 @@
             <w:r/>
             <w:r>
               <w:rPr>
-                <w:rFonts w:ascii="Times New Roman" w:hAnsi="Times New Roman" w:cs="Times New Roman" w:eastAsia="Times New Roman"/>
+                <w:rFonts w:ascii="Times New Roman" w:hAnsi="Times New Roman" w:eastAsia="Times New Roman"/>
                 <w:b/>
                 <w:i w:val="0"/>
                 <w:sz w:val="21"/>
@@ -668,7 +700,13 @@
         <w:tc>
           <w:tcPr>
             <w:tcW w:type="dxa" w:w="4677"/>
-            <w:shd w:val="clear" w:color="auto" w:fill="EFEFEF"/>
+            <w:shd w:val="clear" w:color="auto" w:fill="EDEDED"/>
+            <w:tcBorders>
+              <w:top w:val="single" w:sz="4" w:space="0" w:color="808080"/>
+              <w:left w:val="single" w:sz="4" w:space="0" w:color="808080"/>
+              <w:bottom w:val="single" w:sz="4" w:space="0" w:color="808080"/>
+              <w:right w:val="single" w:sz="4" w:space="0" w:color="808080"/>
+            </w:tcBorders>
           </w:tcPr>
           <w:p>
             <w:pPr>
@@ -678,7 +716,7 @@
             <w:r/>
             <w:r>
               <w:rPr>
-                <w:rFonts w:ascii="Times New Roman" w:hAnsi="Times New Roman" w:cs="Times New Roman" w:eastAsia="Times New Roman"/>
+                <w:rFonts w:ascii="Times New Roman" w:hAnsi="Times New Roman" w:eastAsia="Times New Roman"/>
                 <w:b/>
                 <w:i w:val="0"/>
                 <w:sz w:val="21"/>
@@ -692,6 +730,12 @@
         <w:tc>
           <w:tcPr>
             <w:tcW w:type="dxa" w:w="4677"/>
+            <w:tcBorders>
+              <w:top w:val="single" w:sz="4" w:space="0" w:color="808080"/>
+              <w:left w:val="single" w:sz="4" w:space="0" w:color="808080"/>
+              <w:bottom w:val="single" w:sz="4" w:space="0" w:color="808080"/>
+              <w:right w:val="single" w:sz="4" w:space="0" w:color="808080"/>
+            </w:tcBorders>
           </w:tcPr>
           <w:p>
             <w:pPr>
@@ -701,7 +745,7 @@
             <w:r/>
             <w:r>
               <w:rPr>
-                <w:rFonts w:ascii="Times New Roman" w:hAnsi="Times New Roman" w:cs="Times New Roman" w:eastAsia="Times New Roman"/>
+                <w:rFonts w:ascii="Times New Roman" w:hAnsi="Times New Roman" w:eastAsia="Times New Roman"/>
                 <w:b/>
                 <w:i w:val="0"/>
                 <w:sz w:val="21"/>
@@ -713,6 +757,12 @@
         <w:tc>
           <w:tcPr>
             <w:tcW w:type="dxa" w:w="4677"/>
+            <w:tcBorders>
+              <w:top w:val="single" w:sz="4" w:space="0" w:color="808080"/>
+              <w:left w:val="single" w:sz="4" w:space="0" w:color="808080"/>
+              <w:bottom w:val="single" w:sz="4" w:space="0" w:color="808080"/>
+              <w:right w:val="single" w:sz="4" w:space="0" w:color="808080"/>
+            </w:tcBorders>
           </w:tcPr>
           <w:p>
             <w:pPr>
@@ -722,7 +772,7 @@
             <w:r/>
             <w:r>
               <w:rPr>
-                <w:rFonts w:ascii="Times New Roman" w:hAnsi="Times New Roman" w:cs="Times New Roman" w:eastAsia="Times New Roman"/>
+                <w:rFonts w:ascii="Times New Roman" w:hAnsi="Times New Roman" w:eastAsia="Times New Roman"/>
                 <w:b w:val="0"/>
                 <w:i w:val="0"/>
                 <w:sz w:val="21"/>
@@ -736,6 +786,12 @@
         <w:tc>
           <w:tcPr>
             <w:tcW w:type="dxa" w:w="4677"/>
+            <w:tcBorders>
+              <w:top w:val="single" w:sz="4" w:space="0" w:color="808080"/>
+              <w:left w:val="single" w:sz="4" w:space="0" w:color="808080"/>
+              <w:bottom w:val="single" w:sz="4" w:space="0" w:color="808080"/>
+              <w:right w:val="single" w:sz="4" w:space="0" w:color="808080"/>
+            </w:tcBorders>
           </w:tcPr>
           <w:p>
             <w:pPr>
@@ -745,7 +801,7 @@
             <w:r/>
             <w:r>
               <w:rPr>
-                <w:rFonts w:ascii="Times New Roman" w:hAnsi="Times New Roman" w:cs="Times New Roman" w:eastAsia="Times New Roman"/>
+                <w:rFonts w:ascii="Times New Roman" w:hAnsi="Times New Roman" w:eastAsia="Times New Roman"/>
                 <w:b w:val="0"/>
                 <w:i w:val="0"/>
                 <w:sz w:val="21"/>
@@ -757,6 +813,12 @@
         <w:tc>
           <w:tcPr>
             <w:tcW w:type="dxa" w:w="4677"/>
+            <w:tcBorders>
+              <w:top w:val="single" w:sz="4" w:space="0" w:color="808080"/>
+              <w:left w:val="single" w:sz="4" w:space="0" w:color="808080"/>
+              <w:bottom w:val="single" w:sz="4" w:space="0" w:color="808080"/>
+              <w:right w:val="single" w:sz="4" w:space="0" w:color="808080"/>
+            </w:tcBorders>
           </w:tcPr>
           <w:p>
             <w:pPr>
@@ -766,7 +828,7 @@
             <w:r/>
             <w:r>
               <w:rPr>
-                <w:rFonts w:ascii="Times New Roman" w:hAnsi="Times New Roman" w:cs="Times New Roman" w:eastAsia="Times New Roman"/>
+                <w:rFonts w:ascii="Times New Roman" w:hAnsi="Times New Roman" w:eastAsia="Times New Roman"/>
                 <w:b w:val="0"/>
                 <w:i w:val="0"/>
                 <w:sz w:val="21"/>
@@ -780,6 +842,12 @@
         <w:tc>
           <w:tcPr>
             <w:tcW w:type="dxa" w:w="4677"/>
+            <w:tcBorders>
+              <w:top w:val="single" w:sz="4" w:space="0" w:color="808080"/>
+              <w:left w:val="single" w:sz="4" w:space="0" w:color="808080"/>
+              <w:bottom w:val="single" w:sz="4" w:space="0" w:color="808080"/>
+              <w:right w:val="single" w:sz="4" w:space="0" w:color="808080"/>
+            </w:tcBorders>
           </w:tcPr>
           <w:p>
             <w:pPr>
@@ -789,7 +857,7 @@
             <w:r/>
             <w:r>
               <w:rPr>
-                <w:rFonts w:ascii="Times New Roman" w:hAnsi="Times New Roman" w:cs="Times New Roman" w:eastAsia="Times New Roman"/>
+                <w:rFonts w:ascii="Times New Roman" w:hAnsi="Times New Roman" w:eastAsia="Times New Roman"/>
                 <w:b w:val="0"/>
                 <w:i w:val="0"/>
                 <w:sz w:val="21"/>
@@ -801,6 +869,12 @@
         <w:tc>
           <w:tcPr>
             <w:tcW w:type="dxa" w:w="4677"/>
+            <w:tcBorders>
+              <w:top w:val="single" w:sz="4" w:space="0" w:color="808080"/>
+              <w:left w:val="single" w:sz="4" w:space="0" w:color="808080"/>
+              <w:bottom w:val="single" w:sz="4" w:space="0" w:color="808080"/>
+              <w:right w:val="single" w:sz="4" w:space="0" w:color="808080"/>
+            </w:tcBorders>
           </w:tcPr>
           <w:p>
             <w:pPr>
@@ -810,7 +884,7 @@
             <w:r/>
             <w:r>
               <w:rPr>
-                <w:rFonts w:ascii="Times New Roman" w:hAnsi="Times New Roman" w:cs="Times New Roman" w:eastAsia="Times New Roman"/>
+                <w:rFonts w:ascii="Times New Roman" w:hAnsi="Times New Roman" w:eastAsia="Times New Roman"/>
                 <w:b w:val="0"/>
                 <w:i w:val="0"/>
                 <w:sz w:val="21"/>
@@ -824,6 +898,12 @@
         <w:tc>
           <w:tcPr>
             <w:tcW w:type="dxa" w:w="4677"/>
+            <w:tcBorders>
+              <w:top w:val="single" w:sz="4" w:space="0" w:color="808080"/>
+              <w:left w:val="single" w:sz="4" w:space="0" w:color="808080"/>
+              <w:bottom w:val="single" w:sz="4" w:space="0" w:color="808080"/>
+              <w:right w:val="single" w:sz="4" w:space="0" w:color="808080"/>
+            </w:tcBorders>
           </w:tcPr>
           <w:p>
             <w:pPr>
@@ -833,7 +913,7 @@
             <w:r/>
             <w:r>
               <w:rPr>
-                <w:rFonts w:ascii="Times New Roman" w:hAnsi="Times New Roman" w:cs="Times New Roman" w:eastAsia="Times New Roman"/>
+                <w:rFonts w:ascii="Times New Roman" w:hAnsi="Times New Roman" w:eastAsia="Times New Roman"/>
                 <w:b w:val="0"/>
                 <w:i w:val="0"/>
                 <w:sz w:val="21"/>
@@ -845,6 +925,12 @@
         <w:tc>
           <w:tcPr>
             <w:tcW w:type="dxa" w:w="4677"/>
+            <w:tcBorders>
+              <w:top w:val="single" w:sz="4" w:space="0" w:color="808080"/>
+              <w:left w:val="single" w:sz="4" w:space="0" w:color="808080"/>
+              <w:bottom w:val="single" w:sz="4" w:space="0" w:color="808080"/>
+              <w:right w:val="single" w:sz="4" w:space="0" w:color="808080"/>
+            </w:tcBorders>
           </w:tcPr>
           <w:p>
             <w:pPr>
@@ -854,7 +940,7 @@
             <w:r/>
             <w:r>
               <w:rPr>
-                <w:rFonts w:ascii="Times New Roman" w:hAnsi="Times New Roman" w:cs="Times New Roman" w:eastAsia="Times New Roman"/>
+                <w:rFonts w:ascii="Times New Roman" w:hAnsi="Times New Roman" w:eastAsia="Times New Roman"/>
                 <w:b w:val="0"/>
                 <w:i w:val="0"/>
                 <w:sz w:val="21"/>
@@ -868,6 +954,12 @@
         <w:tc>
           <w:tcPr>
             <w:tcW w:type="dxa" w:w="4677"/>
+            <w:tcBorders>
+              <w:top w:val="single" w:sz="4" w:space="0" w:color="808080"/>
+              <w:left w:val="single" w:sz="4" w:space="0" w:color="808080"/>
+              <w:bottom w:val="single" w:sz="4" w:space="0" w:color="808080"/>
+              <w:right w:val="single" w:sz="4" w:space="0" w:color="808080"/>
+            </w:tcBorders>
           </w:tcPr>
           <w:p>
             <w:pPr>
@@ -877,7 +969,7 @@
             <w:r/>
             <w:r>
               <w:rPr>
-                <w:rFonts w:ascii="Times New Roman" w:hAnsi="Times New Roman" w:cs="Times New Roman" w:eastAsia="Times New Roman"/>
+                <w:rFonts w:ascii="Times New Roman" w:hAnsi="Times New Roman" w:eastAsia="Times New Roman"/>
                 <w:b w:val="0"/>
                 <w:i w:val="0"/>
                 <w:sz w:val="21"/>
@@ -889,6 +981,12 @@
         <w:tc>
           <w:tcPr>
             <w:tcW w:type="dxa" w:w="4677"/>
+            <w:tcBorders>
+              <w:top w:val="single" w:sz="4" w:space="0" w:color="808080"/>
+              <w:left w:val="single" w:sz="4" w:space="0" w:color="808080"/>
+              <w:bottom w:val="single" w:sz="4" w:space="0" w:color="808080"/>
+              <w:right w:val="single" w:sz="4" w:space="0" w:color="808080"/>
+            </w:tcBorders>
           </w:tcPr>
           <w:p>
             <w:pPr>
@@ -898,7 +996,7 @@
             <w:r/>
             <w:r>
               <w:rPr>
-                <w:rFonts w:ascii="Times New Roman" w:hAnsi="Times New Roman" w:cs="Times New Roman" w:eastAsia="Times New Roman"/>
+                <w:rFonts w:ascii="Times New Roman" w:hAnsi="Times New Roman" w:eastAsia="Times New Roman"/>
                 <w:b w:val="0"/>
                 <w:i w:val="0"/>
                 <w:sz w:val="21"/>
@@ -912,6 +1010,12 @@
         <w:tc>
           <w:tcPr>
             <w:tcW w:type="dxa" w:w="4677"/>
+            <w:tcBorders>
+              <w:top w:val="single" w:sz="4" w:space="0" w:color="808080"/>
+              <w:left w:val="single" w:sz="4" w:space="0" w:color="808080"/>
+              <w:bottom w:val="single" w:sz="4" w:space="0" w:color="808080"/>
+              <w:right w:val="single" w:sz="4" w:space="0" w:color="808080"/>
+            </w:tcBorders>
           </w:tcPr>
           <w:p>
             <w:pPr>
@@ -921,7 +1025,7 @@
             <w:r/>
             <w:r>
               <w:rPr>
-                <w:rFonts w:ascii="Times New Roman" w:hAnsi="Times New Roman" w:cs="Times New Roman" w:eastAsia="Times New Roman"/>
+                <w:rFonts w:ascii="Times New Roman" w:hAnsi="Times New Roman" w:eastAsia="Times New Roman"/>
                 <w:b w:val="0"/>
                 <w:i w:val="0"/>
                 <w:sz w:val="21"/>
@@ -933,6 +1037,12 @@
         <w:tc>
           <w:tcPr>
             <w:tcW w:type="dxa" w:w="4677"/>
+            <w:tcBorders>
+              <w:top w:val="single" w:sz="4" w:space="0" w:color="808080"/>
+              <w:left w:val="single" w:sz="4" w:space="0" w:color="808080"/>
+              <w:bottom w:val="single" w:sz="4" w:space="0" w:color="808080"/>
+              <w:right w:val="single" w:sz="4" w:space="0" w:color="808080"/>
+            </w:tcBorders>
           </w:tcPr>
           <w:p>
             <w:pPr>
@@ -942,7 +1052,7 @@
             <w:r/>
             <w:r>
               <w:rPr>
-                <w:rFonts w:ascii="Times New Roman" w:hAnsi="Times New Roman" w:cs="Times New Roman" w:eastAsia="Times New Roman"/>
+                <w:rFonts w:ascii="Times New Roman" w:hAnsi="Times New Roman" w:eastAsia="Times New Roman"/>
                 <w:b w:val="0"/>
                 <w:i w:val="0"/>
                 <w:sz w:val="21"/>
@@ -956,6 +1066,12 @@
         <w:tc>
           <w:tcPr>
             <w:tcW w:type="dxa" w:w="4677"/>
+            <w:tcBorders>
+              <w:top w:val="single" w:sz="4" w:space="0" w:color="808080"/>
+              <w:left w:val="single" w:sz="4" w:space="0" w:color="808080"/>
+              <w:bottom w:val="single" w:sz="4" w:space="0" w:color="808080"/>
+              <w:right w:val="single" w:sz="4" w:space="0" w:color="808080"/>
+            </w:tcBorders>
           </w:tcPr>
           <w:p>
             <w:pPr>
@@ -965,7 +1081,7 @@
             <w:r/>
             <w:r>
               <w:rPr>
-                <w:rFonts w:ascii="Times New Roman" w:hAnsi="Times New Roman" w:cs="Times New Roman" w:eastAsia="Times New Roman"/>
+                <w:rFonts w:ascii="Times New Roman" w:hAnsi="Times New Roman" w:eastAsia="Times New Roman"/>
                 <w:b w:val="0"/>
                 <w:i w:val="0"/>
                 <w:sz w:val="21"/>
@@ -977,6 +1093,12 @@
         <w:tc>
           <w:tcPr>
             <w:tcW w:type="dxa" w:w="4677"/>
+            <w:tcBorders>
+              <w:top w:val="single" w:sz="4" w:space="0" w:color="808080"/>
+              <w:left w:val="single" w:sz="4" w:space="0" w:color="808080"/>
+              <w:bottom w:val="single" w:sz="4" w:space="0" w:color="808080"/>
+              <w:right w:val="single" w:sz="4" w:space="0" w:color="808080"/>
+            </w:tcBorders>
           </w:tcPr>
           <w:p>
             <w:pPr>
@@ -986,7 +1108,7 @@
             <w:r/>
             <w:r>
               <w:rPr>
-                <w:rFonts w:ascii="Times New Roman" w:hAnsi="Times New Roman" w:cs="Times New Roman" w:eastAsia="Times New Roman"/>
+                <w:rFonts w:ascii="Times New Roman" w:hAnsi="Times New Roman" w:eastAsia="Times New Roman"/>
                 <w:b w:val="0"/>
                 <w:i w:val="0"/>
                 <w:sz w:val="21"/>
@@ -1000,6 +1122,12 @@
         <w:tc>
           <w:tcPr>
             <w:tcW w:type="dxa" w:w="4677"/>
+            <w:tcBorders>
+              <w:top w:val="single" w:sz="4" w:space="0" w:color="808080"/>
+              <w:left w:val="single" w:sz="4" w:space="0" w:color="808080"/>
+              <w:bottom w:val="single" w:sz="4" w:space="0" w:color="808080"/>
+              <w:right w:val="single" w:sz="4" w:space="0" w:color="808080"/>
+            </w:tcBorders>
           </w:tcPr>
           <w:p>
             <w:pPr>
@@ -1009,7 +1137,7 @@
             <w:r/>
             <w:r>
               <w:rPr>
-                <w:rFonts w:ascii="Times New Roman" w:hAnsi="Times New Roman" w:cs="Times New Roman" w:eastAsia="Times New Roman"/>
+                <w:rFonts w:ascii="Times New Roman" w:hAnsi="Times New Roman" w:eastAsia="Times New Roman"/>
                 <w:b w:val="0"/>
                 <w:i w:val="0"/>
                 <w:sz w:val="21"/>
@@ -1021,6 +1149,12 @@
         <w:tc>
           <w:tcPr>
             <w:tcW w:type="dxa" w:w="4677"/>
+            <w:tcBorders>
+              <w:top w:val="single" w:sz="4" w:space="0" w:color="808080"/>
+              <w:left w:val="single" w:sz="4" w:space="0" w:color="808080"/>
+              <w:bottom w:val="single" w:sz="4" w:space="0" w:color="808080"/>
+              <w:right w:val="single" w:sz="4" w:space="0" w:color="808080"/>
+            </w:tcBorders>
           </w:tcPr>
           <w:p>
             <w:pPr>
@@ -1030,7 +1164,7 @@
             <w:r/>
             <w:r>
               <w:rPr>
-                <w:rFonts w:ascii="Times New Roman" w:hAnsi="Times New Roman" w:cs="Times New Roman" w:eastAsia="Times New Roman"/>
+                <w:rFonts w:ascii="Times New Roman" w:hAnsi="Times New Roman" w:eastAsia="Times New Roman"/>
                 <w:b w:val="0"/>
                 <w:i w:val="0"/>
                 <w:sz w:val="21"/>
@@ -1044,6 +1178,12 @@
         <w:tc>
           <w:tcPr>
             <w:tcW w:type="dxa" w:w="4677"/>
+            <w:tcBorders>
+              <w:top w:val="single" w:sz="4" w:space="0" w:color="808080"/>
+              <w:left w:val="single" w:sz="4" w:space="0" w:color="808080"/>
+              <w:bottom w:val="single" w:sz="4" w:space="0" w:color="808080"/>
+              <w:right w:val="single" w:sz="4" w:space="0" w:color="808080"/>
+            </w:tcBorders>
           </w:tcPr>
           <w:p>
             <w:pPr>
@@ -1053,7 +1193,7 @@
             <w:r/>
             <w:r>
               <w:rPr>
-                <w:rFonts w:ascii="Times New Roman" w:hAnsi="Times New Roman" w:cs="Times New Roman" w:eastAsia="Times New Roman"/>
+                <w:rFonts w:ascii="Times New Roman" w:hAnsi="Times New Roman" w:eastAsia="Times New Roman"/>
                 <w:b w:val="0"/>
                 <w:i w:val="0"/>
                 <w:sz w:val="21"/>
@@ -1065,6 +1205,12 @@
         <w:tc>
           <w:tcPr>
             <w:tcW w:type="dxa" w:w="4677"/>
+            <w:tcBorders>
+              <w:top w:val="single" w:sz="4" w:space="0" w:color="808080"/>
+              <w:left w:val="single" w:sz="4" w:space="0" w:color="808080"/>
+              <w:bottom w:val="single" w:sz="4" w:space="0" w:color="808080"/>
+              <w:right w:val="single" w:sz="4" w:space="0" w:color="808080"/>
+            </w:tcBorders>
           </w:tcPr>
           <w:p>
             <w:pPr>
@@ -1074,7 +1220,7 @@
             <w:r/>
             <w:r>
               <w:rPr>
-                <w:rFonts w:ascii="Times New Roman" w:hAnsi="Times New Roman" w:cs="Times New Roman" w:eastAsia="Times New Roman"/>
+                <w:rFonts w:ascii="Times New Roman" w:hAnsi="Times New Roman" w:eastAsia="Times New Roman"/>
                 <w:b w:val="0"/>
                 <w:i w:val="0"/>
                 <w:sz w:val="21"/>

--- a/AntiGubrnator/01. Постановление Сената о преодолении вето.docx
+++ b/AntiGubrnator/01. Постановление Сената о преодолении вето.docx
@@ -620,7 +620,7 @@
           <w:i w:val="0"/>
           <w:sz w:val="24"/>
         </w:rPr>
-        <w:t>м) Один сотрудник отдела IAD (Internal Affairs Division) соответствующего ведомства (LSPD/LSCSD) — исключительно с целью осуществления надзорной деятельности за соблюдением сотрудниками своего правоохранительного органа процессуальных норм на территории своего департамента, законодательства штата San-Andreas и внутреннего устава в ходе проведения ими процессуальных действий.</w:t>
+        <w:t>м) Один сотрудник отдела IAD (Internal Affairs Division) соответствующего ведомства (LSPD/LSCSD) - исключительно с целью осуществления надзорной деятельности за соблюдением сотрудниками своего правоохранительного органа процессуальных норм на территории своего департамента, законодательства штата San-Andreas и внутреннего устава в ходе проведения ими процессуальных действий.</w:t>
       </w:r>
     </w:p>
     <w:p>
